--- a/paper/highlights.docx
+++ b/paper/highlights.docx
@@ -56,7 +56,7 @@
         <w:pStyle w:val="Compact"/>
       </w:pPr>
       <w:r>
-        <w:t xml:space="preserve">With training length fixed, more farms and more images per farm helped about equally</w:t>
+        <w:t xml:space="preserve">Gains from more farms and from more images per farm could not be told apart</w:t>
       </w:r>
     </w:p>
     <w:p>
@@ -68,7 +68,7 @@
         <w:pStyle w:val="Compact"/>
       </w:pPr>
       <w:r>
-        <w:t xml:space="preserve">Fine-tuning on a new farm’s images alone hurt accuracy; retraining with them helped</w:t>
+        <w:t xml:space="preserve">Fine-tuning on a new farm’s images alone cut accuracy; retraining with ~50 helped</w:t>
       </w:r>
     </w:p>
     <w:bookmarkEnd w:id="20"/>

--- a/paper/highlights.docx
+++ b/paper/highlights.docx
@@ -20,7 +20,7 @@
         <w:pStyle w:val="Compact"/>
       </w:pPr>
       <w:r>
-        <w:t xml:space="preserve">Detectors scored 1.6–2.3 times lower mAP50 on durian farms never seen in training</w:t>
+        <w:t xml:space="preserve">Random splits gave 1.6–2.3× the unseen-farm mAP50 of durian detectors</w:t>
       </w:r>
     </w:p>
     <w:p>
@@ -32,7 +32,7 @@
         <w:pStyle w:val="Compact"/>
       </w:pPr>
       <w:r>
-        <w:t xml:space="preserve">The held-out farm set the score: six detectors differed by ≤ 0.022 mAP50 on average</w:t>
+        <w:t xml:space="preserve">The held-out farm dominated; mean detector scores differed by at most 0.022 mAP50</w:t>
       </w:r>
     </w:p>
     <w:p>
@@ -56,7 +56,7 @@
         <w:pStyle w:val="Compact"/>
       </w:pPr>
       <w:r>
-        <w:t xml:space="preserve">Gains from more farms and from more images per farm could not be told apart</w:t>
+        <w:t xml:space="preserve">At fixed training length, more farms and more images gave indistinguishable gains</w:t>
       </w:r>
     </w:p>
     <w:p>
@@ -68,7 +68,7 @@
         <w:pStyle w:val="Compact"/>
       </w:pPr>
       <w:r>
-        <w:t xml:space="preserve">Fine-tuning on a new farm’s images alone cut accuracy; retraining with ~50 helped</w:t>
+        <w:t xml:space="preserve">Fine-tuning on a few new-farm images alone cut accuracy; retraining with ~50 helped</w:t>
       </w:r>
     </w:p>
     <w:bookmarkEnd w:id="20"/>

--- a/paper/highlights.docx
+++ b/paper/highlights.docx
@@ -20,7 +20,7 @@
         <w:pStyle w:val="Compact"/>
       </w:pPr>
       <w:r>
-        <w:t xml:space="preserve">Random splits gave 1.6–2.3× the unseen-farm mAP50 of durian detectors</w:t>
+        <w:t xml:space="preserve">Random splits gave 1.6–2.3× the unseen-farm mAP50 of six durian detectors</w:t>
       </w:r>
     </w:p>
     <w:p>
@@ -32,7 +32,7 @@
         <w:pStyle w:val="Compact"/>
       </w:pPr>
       <w:r>
-        <w:t xml:space="preserve">The held-out farm dominated; mean detector scores differed by at most 0.022 mAP50</w:t>
+        <w:t xml:space="preserve">The held-out farm set the score; detector means differed by at most 0.022 mAP50</w:t>
       </w:r>
     </w:p>
     <w:p>
@@ -44,7 +44,7 @@
         <w:pStyle w:val="Compact"/>
       </w:pPr>
       <w:r>
-        <w:t xml:space="preserve">Psyllid classes kept 25–30% of their AP on a new farm; other classes kept 48–59%</w:t>
+        <w:t xml:space="preserve">More farms and more images per farm both helped, by indistinguishable amounts</w:t>
       </w:r>
     </w:p>
     <w:p>
@@ -56,7 +56,7 @@
         <w:pStyle w:val="Compact"/>
       </w:pPr>
       <w:r>
-        <w:t xml:space="preserve">At fixed training length, more farms and more images gave indistinguishable gains</w:t>
+        <w:t xml:space="preserve">Fine-tuning on a few new-farm images alone cut accuracy; retraining with ~50 helped</w:t>
       </w:r>
     </w:p>
     <w:p>
@@ -68,17 +68,36 @@
         <w:pStyle w:val="Compact"/>
       </w:pPr>
       <w:r>
-        <w:t xml:space="preserve">Fine-tuning on a few new-farm images alone cut accuracy; retraining with ~50 helped</w:t>
+        <w:t xml:space="preserve">Four predictions locked before scoring all held on a farm collected afterwards</w:t>
       </w:r>
     </w:p>
     <w:bookmarkEnd w:id="20"/>
-    <w:sectPr/>
+    <w:sectPr>
+      <w:footerReference r:id="rId9" w:type="default"/>
+      <w:lnNumType w:countBy="1" w:restart="continuous"/>
+    </w:sectPr>
   </w:body>
 </w:document>
 </file>
 
 <file path=word/comments.xml><?xml version="1.0" encoding="utf-8"?>
 <w:comments xmlns:w="http://schemas.openxmlformats.org/wordprocessingml/2006/main" xmlns:m="http://schemas.openxmlformats.org/officeDocument/2006/math" xmlns:r="http://schemas.openxmlformats.org/officeDocument/2006/relationships" xmlns:o="urn:schemas-microsoft-com:office:office" xmlns:v="urn:schemas-microsoft-com:vml" xmlns:w10="urn:schemas-microsoft-com:office:word" xmlns:a="http://schemas.openxmlformats.org/drawingml/2006/main" xmlns:pic="http://schemas.openxmlformats.org/drawingml/2006/picture" xmlns:wp="http://schemas.openxmlformats.org/drawingml/2006/wordprocessingDrawing"/>
+</file>
+
+<file path=word/footer1.xml><?xml version="1.0" encoding="utf-8"?>
+<w:ftr xmlns:m="http://schemas.openxmlformats.org/officeDocument/2006/math" xmlns:mc="http://schemas.openxmlformats.org/markup-compatibility/2006" xmlns:mo="http://schemas.microsoft.com/office/mac/office/2008/main" xmlns:mv="urn:schemas-microsoft-com:mac:vml" xmlns:o="urn:schemas-microsoft-com:office:office" xmlns:r="http://schemas.openxmlformats.org/officeDocument/2006/relationships" xmlns:v="urn:schemas-microsoft-com:vml" xmlns:w10="urn:schemas-microsoft-com:office:word" xmlns:w14="http://schemas.microsoft.com/office/word/2010/wordml" xmlns:w="http://schemas.openxmlformats.org/wordprocessingml/2006/main" xmlns:wne="http://schemas.microsoft.com/office/word/2006/wordml" xmlns:wp14="http://schemas.microsoft.com/office/word/2010/wordprocessingDrawing" xmlns:wp="http://schemas.openxmlformats.org/drawingml/2006/wordprocessingDrawing" xmlns:wpc="http://schemas.microsoft.com/office/word/2010/wordprocessingCanvas" xmlns:wpg="http://schemas.microsoft.com/office/word/2010/wordprocessingGroup" xmlns:wpi="http://schemas.microsoft.com/office/word/2010/wordprocessingInk" xmlns:wps="http://schemas.microsoft.com/office/word/2010/wordprocessingShape" mc:Ignorable="w14 wp14">
+  <w:p>
+    <w:pPr>
+      <w:pStyle w:val="Footer"/>
+      <w:jc w:val="center"/>
+    </w:pPr>
+    <w:r>
+      <w:fldChar w:fldCharType="begin"/>
+      <w:instrText xml:space="preserve">PAGE</w:instrText>
+      <w:fldChar w:fldCharType="end"/>
+    </w:r>
+  </w:p>
+</w:ftr>
 </file>
 
 <file path=word/footnotes.xml><?xml version="1.0" encoding="utf-8"?>
@@ -284,29 +303,51 @@
   <w:style w:default="1" w:styleId="Normal" w:type="paragraph">
     <w:name w:val="Normal"/>
     <w:qFormat/>
+    <w:pPr>
+      <w:spacing w:line="360" w:lineRule="auto"/>
+    </w:pPr>
+    <w:rPr>
+      <w:rFonts w:ascii="Times New Roman" w:cs="Times New Roman" w:eastAsia="Times New Roman" w:hAnsi="Times New Roman"/>
+      <w:sz w:val="24"/>
+    </w:rPr>
   </w:style>
   <w:style w:styleId="BodyText" w:type="paragraph">
     <w:name w:val="Body Text"/>
     <w:basedOn w:val="Normal"/>
     <w:link w:val="BodyTextChar"/>
     <w:pPr>
-      <w:spacing w:after="180" w:before="180"/>
-    </w:pPr>
-    <w:qFormat/>
+      <w:spacing w:after="180" w:before="180" w:line="360" w:lineRule="auto"/>
+    </w:pPr>
+    <w:qFormat/>
+    <w:rPr>
+      <w:rFonts w:ascii="Times New Roman" w:cs="Times New Roman" w:eastAsia="Times New Roman" w:hAnsi="Times New Roman"/>
+      <w:sz w:val="24"/>
+    </w:rPr>
   </w:style>
   <w:style w:customStyle="1" w:styleId="FirstParagraph" w:type="paragraph">
     <w:name w:val="First Paragraph"/>
     <w:basedOn w:val="BodyText"/>
     <w:next w:val="BodyText"/>
     <w:qFormat/>
+    <w:pPr>
+      <w:spacing w:line="360" w:lineRule="auto"/>
+    </w:pPr>
+    <w:rPr>
+      <w:rFonts w:ascii="Times New Roman" w:cs="Times New Roman" w:eastAsia="Times New Roman" w:hAnsi="Times New Roman"/>
+      <w:sz w:val="24"/>
+    </w:rPr>
   </w:style>
   <w:style w:customStyle="1" w:styleId="Compact" w:type="paragraph">
     <w:name w:val="Compact"/>
     <w:basedOn w:val="BodyText"/>
     <w:qFormat/>
     <w:pPr>
-      <w:spacing w:after="36" w:before="36"/>
-    </w:pPr>
+      <w:spacing w:after="36" w:before="36" w:line="240" w:lineRule="auto"/>
+    </w:pPr>
+    <w:rPr>
+      <w:rFonts w:ascii="Times New Roman" w:cs="Times New Roman" w:eastAsia="Times New Roman" w:hAnsi="Times New Roman"/>
+      <w:sz w:val="20"/>
+    </w:rPr>
   </w:style>
   <w:style w:styleId="Title" w:type="paragraph">
     <w:name w:val="Title"/>
@@ -320,7 +361,7 @@
       <w:jc w:val="center"/>
     </w:pPr>
     <w:rPr>
-      <w:rFonts w:asciiTheme="majorHAnsi" w:cstheme="majorBidi" w:eastAsiaTheme="majorEastAsia" w:hAnsiTheme="majorHAnsi"/>
+      <w:rFonts w:ascii="Times New Roman" w:asciiTheme="majorHAnsi" w:cs="Times New Roman" w:cstheme="majorBidi" w:eastAsia="Times New Roman" w:eastAsiaTheme="majorEastAsia" w:hAnsi="Times New Roman" w:hAnsiTheme="majorHAnsi"/>
       <w:b/>
       <w:bCs/>
       <w:color w:themeColor="accent1" w:themeShade="B5" w:val="345A8A"/>
@@ -340,6 +381,7 @@
       <w:jc w:val="center"/>
     </w:pPr>
     <w:rPr>
+      <w:rFonts w:ascii="Times New Roman" w:cs="Times New Roman" w:eastAsia="Times New Roman" w:hAnsi="Times New Roman"/>
       <w:sz w:val="30"/>
       <w:szCs w:val="30"/>
     </w:rPr>
@@ -353,6 +395,9 @@
       <w:keepLines/>
       <w:jc w:val="center"/>
     </w:pPr>
+    <w:rPr>
+      <w:rFonts w:ascii="Times New Roman" w:cs="Times New Roman" w:eastAsia="Times New Roman" w:hAnsi="Times New Roman"/>
+    </w:rPr>
   </w:style>
   <w:style w:styleId="Date" w:type="paragraph">
     <w:name w:val="Date"/>
@@ -363,6 +408,9 @@
       <w:keepLines/>
       <w:jc w:val="center"/>
     </w:pPr>
+    <w:rPr>
+      <w:rFonts w:ascii="Times New Roman" w:cs="Times New Roman" w:eastAsia="Times New Roman" w:hAnsi="Times New Roman"/>
+    </w:rPr>
   </w:style>
   <w:style w:customStyle="1" w:styleId="AbstractTitle" w:type="paragraph">
     <w:name w:val="Abstract Title"/>
@@ -378,6 +426,7 @@
     <w:rPr>
       <w:sz w:val="20"/>
       <w:szCs w:val="20"/>
+      <w:rFonts w:ascii="Times New Roman" w:cs="Times New Roman" w:eastAsia="Times New Roman" w:hAnsi="Times New Roman"/>
       <w:b/>
       <w:color w:val="345A8A"/>
       &gt;
@@ -394,6 +443,7 @@
       <w:spacing w:after="300" w:before="100"/>
     </w:pPr>
     <w:rPr>
+      <w:rFonts w:ascii="Times New Roman" w:cs="Times New Roman" w:eastAsia="Times New Roman" w:hAnsi="Times New Roman"/>
       <w:sz w:val="20"/>
       <w:szCs w:val="20"/>
     </w:rPr>
@@ -404,7 +454,9 @@
     <w:next w:val="Bibliography"/>
     <w:qFormat/>
     <w:pPr/>
-    <w:rPr/>
+    <w:rPr>
+      <w:rFonts w:ascii="Times New Roman" w:cs="Times New Roman" w:eastAsia="Times New Roman" w:hAnsi="Times New Roman"/>
+    </w:rPr>
   </w:style>
   <w:style w:styleId="Heading1" w:type="paragraph">
     <w:name w:val="Heading 1"/>
@@ -419,7 +471,7 @@
       <w:outlineLvl w:val="0"/>
     </w:pPr>
     <w:rPr>
-      <w:rFonts w:asciiTheme="majorHAnsi" w:cstheme="majorBidi" w:eastAsiaTheme="majorEastAsia" w:hAnsiTheme="majorHAnsi"/>
+      <w:rFonts w:ascii="Times New Roman" w:asciiTheme="majorHAnsi" w:cs="Times New Roman" w:cstheme="majorBidi" w:eastAsia="Times New Roman" w:eastAsiaTheme="majorEastAsia" w:hAnsi="Times New Roman" w:hAnsiTheme="majorHAnsi"/>
       <w:b/>
       <w:bCs/>
       <w:color w:themeColor="accent1" w:val="4F81BD"/>
@@ -441,7 +493,7 @@
       <w:outlineLvl w:val="1"/>
     </w:pPr>
     <w:rPr>
-      <w:rFonts w:asciiTheme="majorHAnsi" w:cstheme="majorBidi" w:eastAsiaTheme="majorEastAsia" w:hAnsiTheme="majorHAnsi"/>
+      <w:rFonts w:ascii="Times New Roman" w:asciiTheme="majorHAnsi" w:cs="Times New Roman" w:cstheme="majorBidi" w:eastAsia="Times New Roman" w:eastAsiaTheme="majorEastAsia" w:hAnsi="Times New Roman" w:hAnsiTheme="majorHAnsi"/>
       <w:b/>
       <w:bCs/>
       <w:color w:themeColor="accent1" w:val="4F81BD"/>
@@ -463,7 +515,7 @@
       <w:outlineLvl w:val="2"/>
     </w:pPr>
     <w:rPr>
-      <w:rFonts w:asciiTheme="majorHAnsi" w:cstheme="majorBidi" w:eastAsiaTheme="majorEastAsia" w:hAnsiTheme="majorHAnsi"/>
+      <w:rFonts w:ascii="Times New Roman" w:asciiTheme="majorHAnsi" w:cs="Times New Roman" w:cstheme="majorBidi" w:eastAsia="Times New Roman" w:eastAsiaTheme="majorEastAsia" w:hAnsi="Times New Roman" w:hAnsiTheme="majorHAnsi"/>
       <w:b/>
       <w:bCs/>
       <w:color w:themeColor="accent1" w:val="4F81BD"/>
@@ -485,7 +537,7 @@
       <w:outlineLvl w:val="3"/>
     </w:pPr>
     <w:rPr>
-      <w:rFonts w:asciiTheme="majorHAnsi" w:cstheme="majorBidi" w:eastAsiaTheme="majorEastAsia" w:hAnsiTheme="majorHAnsi"/>
+      <w:rFonts w:ascii="Times New Roman" w:asciiTheme="majorHAnsi" w:cs="Times New Roman" w:cstheme="majorBidi" w:eastAsia="Times New Roman" w:eastAsiaTheme="majorEastAsia" w:hAnsi="Times New Roman" w:hAnsiTheme="majorHAnsi"/>
       <w:i/>
       <w:bCs/>
       <w:color w:themeColor="accent1" w:val="4F81BD"/>
@@ -507,7 +559,7 @@
       <w:outlineLvl w:val="4"/>
     </w:pPr>
     <w:rPr>
-      <w:rFonts w:asciiTheme="majorHAnsi" w:cstheme="majorBidi" w:eastAsiaTheme="majorEastAsia" w:hAnsiTheme="majorHAnsi"/>
+      <w:rFonts w:ascii="Times New Roman" w:asciiTheme="majorHAnsi" w:cs="Times New Roman" w:cstheme="majorBidi" w:eastAsia="Times New Roman" w:eastAsiaTheme="majorEastAsia" w:hAnsi="Times New Roman" w:hAnsiTheme="majorHAnsi"/>
       <w:iCs/>
       <w:color w:themeColor="accent1" w:val="4F81BD"/>
       <w:sz w:val="24"/>
@@ -528,7 +580,7 @@
       <w:outlineLvl w:val="5"/>
     </w:pPr>
     <w:rPr>
-      <w:rFonts w:asciiTheme="majorHAnsi" w:cstheme="majorBidi" w:eastAsiaTheme="majorEastAsia" w:hAnsiTheme="majorHAnsi"/>
+      <w:rFonts w:ascii="Times New Roman" w:asciiTheme="majorHAnsi" w:cs="Times New Roman" w:cstheme="majorBidi" w:eastAsia="Times New Roman" w:eastAsiaTheme="majorEastAsia" w:hAnsi="Times New Roman" w:hAnsiTheme="majorHAnsi"/>
       <w:color w:themeColor="accent1" w:val="4F81BD"/>
       <w:sz w:val="24"/>
       <w:szCs w:val="24"/>
@@ -548,7 +600,7 @@
       <w:outlineLvl w:val="6"/>
     </w:pPr>
     <w:rPr>
-      <w:rFonts w:asciiTheme="majorHAnsi" w:cstheme="majorBidi" w:eastAsiaTheme="majorEastAsia" w:hAnsiTheme="majorHAnsi"/>
+      <w:rFonts w:ascii="Times New Roman" w:asciiTheme="majorHAnsi" w:cs="Times New Roman" w:cstheme="majorBidi" w:eastAsia="Times New Roman" w:eastAsiaTheme="majorEastAsia" w:hAnsi="Times New Roman" w:hAnsiTheme="majorHAnsi"/>
       <w:color w:themeColor="accent1" w:val="4F81BD"/>
       <w:sz w:val="24"/>
       <w:szCs w:val="24"/>
@@ -568,7 +620,7 @@
       <w:outlineLvl w:val="7"/>
     </w:pPr>
     <w:rPr>
-      <w:rFonts w:asciiTheme="majorHAnsi" w:cstheme="majorBidi" w:eastAsiaTheme="majorEastAsia" w:hAnsiTheme="majorHAnsi"/>
+      <w:rFonts w:ascii="Times New Roman" w:asciiTheme="majorHAnsi" w:cs="Times New Roman" w:cstheme="majorBidi" w:eastAsia="Times New Roman" w:eastAsiaTheme="majorEastAsia" w:hAnsi="Times New Roman" w:hAnsiTheme="majorHAnsi"/>
       <w:color w:themeColor="accent1" w:val="4F81BD"/>
       <w:sz w:val="24"/>
       <w:szCs w:val="24"/>
@@ -588,7 +640,7 @@
       <w:outlineLvl w:val="8"/>
     </w:pPr>
     <w:rPr>
-      <w:rFonts w:asciiTheme="majorHAnsi" w:cstheme="majorBidi" w:eastAsiaTheme="majorEastAsia" w:hAnsiTheme="majorHAnsi"/>
+      <w:rFonts w:ascii="Times New Roman" w:asciiTheme="majorHAnsi" w:cs="Times New Roman" w:cstheme="majorBidi" w:eastAsia="Times New Roman" w:eastAsiaTheme="majorEastAsia" w:hAnsi="Times New Roman" w:hAnsiTheme="majorHAnsi"/>
       <w:color w:themeColor="accent1" w:val="4F81BD"/>
       <w:sz w:val="24"/>
       <w:szCs w:val="24"/>
@@ -605,6 +657,9 @@
       <w:spacing w:after="100" w:before="100"/>
       <w:ind w:firstLine="0" w:left="480" w:right="480"/>
     </w:pPr>
+    <w:rPr>
+      <w:rFonts w:ascii="Times New Roman" w:cs="Times New Roman" w:eastAsia="Times New Roman" w:hAnsi="Times New Roman"/>
+    </w:rPr>
   </w:style>
   <w:style w:styleId="FootnoteText" w:type="paragraph">
     <w:name w:val="Footnote Text"/>
@@ -613,6 +668,9 @@
     <w:uiPriority w:val="9"/>
     <w:unhideWhenUsed/>
     <w:qFormat/>
+    <w:rPr>
+      <w:rFonts w:ascii="Times New Roman" w:cs="Times New Roman" w:eastAsia="Times New Roman" w:hAnsi="Times New Roman"/>
+    </w:rPr>
   </w:style>
   <w:style w:default="1" w:styleId="DefaultParagraphFont" w:type="character">
     <w:name w:val="Default Paragraph Font"/>
@@ -660,12 +718,16 @@
       <w:spacing w:after="0"/>
     </w:pPr>
     <w:rPr>
+      <w:rFonts w:ascii="Times New Roman" w:cs="Times New Roman" w:eastAsia="Times New Roman" w:hAnsi="Times New Roman"/>
       <w:b/>
     </w:rPr>
   </w:style>
   <w:style w:customStyle="1" w:styleId="Definition" w:type="paragraph">
     <w:name w:val="Definition"/>
     <w:basedOn w:val="Normal"/>
+    <w:rPr>
+      <w:rFonts w:ascii="Times New Roman" w:cs="Times New Roman" w:eastAsia="Times New Roman" w:hAnsi="Times New Roman"/>
+    </w:rPr>
   </w:style>
   <w:style w:styleId="Caption" w:type="paragraph">
     <w:name w:val="Caption"/>
@@ -675,6 +737,7 @@
       <w:spacing w:after="120" w:before="0"/>
     </w:pPr>
     <w:rPr>
+      <w:rFonts w:ascii="Times New Roman" w:cs="Times New Roman" w:eastAsia="Times New Roman" w:hAnsi="Times New Roman"/>
       <w:i/>
     </w:rPr>
   </w:style>
@@ -684,14 +747,23 @@
     <w:pPr>
       <w:keepNext/>
     </w:pPr>
+    <w:rPr>
+      <w:rFonts w:ascii="Times New Roman" w:cs="Times New Roman" w:eastAsia="Times New Roman" w:hAnsi="Times New Roman"/>
+    </w:rPr>
   </w:style>
   <w:style w:customStyle="1" w:styleId="ImageCaption" w:type="paragraph">
     <w:name w:val="Image Caption"/>
     <w:basedOn w:val="Caption"/>
+    <w:rPr>
+      <w:rFonts w:ascii="Times New Roman" w:cs="Times New Roman" w:eastAsia="Times New Roman" w:hAnsi="Times New Roman"/>
+    </w:rPr>
   </w:style>
   <w:style w:customStyle="1" w:styleId="Figure" w:type="paragraph">
     <w:name w:val="Figure"/>
     <w:basedOn w:val="Normal"/>
+    <w:rPr>
+      <w:rFonts w:ascii="Times New Roman" w:cs="Times New Roman" w:eastAsia="Times New Roman" w:hAnsi="Times New Roman"/>
+    </w:rPr>
   </w:style>
   <w:style w:customStyle="1" w:styleId="CaptionedFigure" w:type="paragraph">
     <w:name w:val="Captioned Figure"/>
@@ -699,6 +771,9 @@
     <w:pPr>
       <w:keepNext/>
     </w:pPr>
+    <w:rPr>
+      <w:rFonts w:ascii="Times New Roman" w:cs="Times New Roman" w:eastAsia="Times New Roman" w:hAnsi="Times New Roman"/>
+    </w:rPr>
   </w:style>
   <w:style w:customStyle="1" w:styleId="BodyTextChar" w:type="character">
     <w:name w:val="Body Text Char"/>
@@ -743,21 +818,24 @@
       <w:outlineLvl w:val="9"/>
     </w:pPr>
     <w:rPr>
-      <w:rFonts w:asciiTheme="majorHAnsi" w:cstheme="majorBidi" w:eastAsiaTheme="majorEastAsia" w:hAnsiTheme="majorHAnsi"/>
+      <w:rFonts w:ascii="Times New Roman" w:asciiTheme="majorHAnsi" w:cs="Times New Roman" w:cstheme="majorBidi" w:eastAsia="Times New Roman" w:eastAsiaTheme="majorEastAsia" w:hAnsi="Times New Roman" w:hAnsiTheme="majorHAnsi"/>
       <w:b w:val="0"/>
       <w:bCs w:val="0"/>
       <w:color w:themeColor="accent1" w:themeShade="BF" w:val="365F91"/>
     </w:rPr>
   </w:style>
-  <w:style w:type="paragraph" w:customStyle="1" w:styleId="SourceCode">
+  <w:style w:customStyle="1" w:styleId="SourceCode" w:type="paragraph">
     <w:name w:val="Source Code"/>
     <w:basedOn w:val="Normal"/>
     <w:link w:val="VerbatimChar"/>
     <w:pPr>
       <w:wordWrap w:val="off"/>
     </w:pPr>
-  </w:style>
-  <w:style w:type="character" w:customStyle="1" w:styleId="KeywordTok">
+    <w:rPr>
+      <w:rFonts w:ascii="Times New Roman" w:cs="Times New Roman" w:eastAsia="Times New Roman" w:hAnsi="Times New Roman"/>
+    </w:rPr>
+  </w:style>
+  <w:style w:customStyle="1" w:styleId="KeywordTok" w:type="character">
     <w:name w:val="KeywordTok"/>
     <w:basedOn w:val="VerbatimChar"/>
     <w:rPr>
@@ -765,77 +843,77 @@
       <w:b/>
     </w:rPr>
   </w:style>
-  <w:style w:type="character" w:customStyle="1" w:styleId="DataTypeTok">
+  <w:style w:customStyle="1" w:styleId="DataTypeTok" w:type="character">
     <w:name w:val="DataTypeTok"/>
     <w:basedOn w:val="VerbatimChar"/>
     <w:rPr>
       <w:color w:val="902000"/>
     </w:rPr>
   </w:style>
-  <w:style w:type="character" w:customStyle="1" w:styleId="DecValTok">
+  <w:style w:customStyle="1" w:styleId="DecValTok" w:type="character">
     <w:name w:val="DecValTok"/>
     <w:basedOn w:val="VerbatimChar"/>
     <w:rPr>
       <w:color w:val="40a070"/>
     </w:rPr>
   </w:style>
-  <w:style w:type="character" w:customStyle="1" w:styleId="BaseNTok">
+  <w:style w:customStyle="1" w:styleId="BaseNTok" w:type="character">
     <w:name w:val="BaseNTok"/>
     <w:basedOn w:val="VerbatimChar"/>
     <w:rPr>
       <w:color w:val="40a070"/>
     </w:rPr>
   </w:style>
-  <w:style w:type="character" w:customStyle="1" w:styleId="FloatTok">
+  <w:style w:customStyle="1" w:styleId="FloatTok" w:type="character">
     <w:name w:val="FloatTok"/>
     <w:basedOn w:val="VerbatimChar"/>
     <w:rPr>
       <w:color w:val="40a070"/>
     </w:rPr>
   </w:style>
-  <w:style w:type="character" w:customStyle="1" w:styleId="ConstantTok">
+  <w:style w:customStyle="1" w:styleId="ConstantTok" w:type="character">
     <w:name w:val="ConstantTok"/>
     <w:basedOn w:val="VerbatimChar"/>
     <w:rPr>
       <w:color w:val="880000"/>
     </w:rPr>
   </w:style>
-  <w:style w:type="character" w:customStyle="1" w:styleId="CharTok">
+  <w:style w:customStyle="1" w:styleId="CharTok" w:type="character">
     <w:name w:val="CharTok"/>
     <w:basedOn w:val="VerbatimChar"/>
     <w:rPr>
       <w:color w:val="4070a0"/>
     </w:rPr>
   </w:style>
-  <w:style w:type="character" w:customStyle="1" w:styleId="SpecialCharTok">
+  <w:style w:customStyle="1" w:styleId="SpecialCharTok" w:type="character">
     <w:name w:val="SpecialCharTok"/>
     <w:basedOn w:val="VerbatimChar"/>
     <w:rPr>
       <w:color w:val="4070a0"/>
     </w:rPr>
   </w:style>
-  <w:style w:type="character" w:customStyle="1" w:styleId="StringTok">
+  <w:style w:customStyle="1" w:styleId="StringTok" w:type="character">
     <w:name w:val="StringTok"/>
     <w:basedOn w:val="VerbatimChar"/>
     <w:rPr>
       <w:color w:val="4070a0"/>
     </w:rPr>
   </w:style>
-  <w:style w:type="character" w:customStyle="1" w:styleId="VerbatimStringTok">
+  <w:style w:customStyle="1" w:styleId="VerbatimStringTok" w:type="character">
     <w:name w:val="VerbatimStringTok"/>
     <w:basedOn w:val="VerbatimChar"/>
     <w:rPr>
       <w:color w:val="4070a0"/>
     </w:rPr>
   </w:style>
-  <w:style w:type="character" w:customStyle="1" w:styleId="SpecialStringTok">
+  <w:style w:customStyle="1" w:styleId="SpecialStringTok" w:type="character">
     <w:name w:val="SpecialStringTok"/>
     <w:basedOn w:val="VerbatimChar"/>
     <w:rPr>
       <w:color w:val="bb6688"/>
     </w:rPr>
   </w:style>
-  <w:style w:type="character" w:customStyle="1" w:styleId="ImportTok">
+  <w:style w:customStyle="1" w:styleId="ImportTok" w:type="character">
     <w:name w:val="ImportTok"/>
     <w:basedOn w:val="VerbatimChar"/>
     <w:rPr>
@@ -843,7 +921,7 @@
       <w:b/>
     </w:rPr>
   </w:style>
-  <w:style w:type="character" w:customStyle="1" w:styleId="CommentTok">
+  <w:style w:customStyle="1" w:styleId="CommentTok" w:type="character">
     <w:name w:val="CommentTok"/>
     <w:basedOn w:val="VerbatimChar"/>
     <w:rPr>
@@ -851,7 +929,7 @@
       <w:i/>
     </w:rPr>
   </w:style>
-  <w:style w:type="character" w:customStyle="1" w:styleId="DocumentationTok">
+  <w:style w:customStyle="1" w:styleId="DocumentationTok" w:type="character">
     <w:name w:val="DocumentationTok"/>
     <w:basedOn w:val="VerbatimChar"/>
     <w:rPr>
@@ -859,7 +937,7 @@
       <w:i/>
     </w:rPr>
   </w:style>
-  <w:style w:type="character" w:customStyle="1" w:styleId="AnnotationTok">
+  <w:style w:customStyle="1" w:styleId="AnnotationTok" w:type="character">
     <w:name w:val="AnnotationTok"/>
     <w:basedOn w:val="VerbatimChar"/>
     <w:rPr>
@@ -868,7 +946,7 @@
       <w:i/>
     </w:rPr>
   </w:style>
-  <w:style w:type="character" w:customStyle="1" w:styleId="CommentVarTok">
+  <w:style w:customStyle="1" w:styleId="CommentVarTok" w:type="character">
     <w:name w:val="CommentVarTok"/>
     <w:basedOn w:val="VerbatimChar"/>
     <w:rPr>
@@ -877,28 +955,28 @@
       <w:i/>
     </w:rPr>
   </w:style>
-  <w:style w:type="character" w:customStyle="1" w:styleId="OtherTok">
+  <w:style w:customStyle="1" w:styleId="OtherTok" w:type="character">
     <w:name w:val="OtherTok"/>
     <w:basedOn w:val="VerbatimChar"/>
     <w:rPr>
       <w:color w:val="007020"/>
     </w:rPr>
   </w:style>
-  <w:style w:type="character" w:customStyle="1" w:styleId="FunctionTok">
+  <w:style w:customStyle="1" w:styleId="FunctionTok" w:type="character">
     <w:name w:val="FunctionTok"/>
     <w:basedOn w:val="VerbatimChar"/>
     <w:rPr>
       <w:color w:val="06287e"/>
     </w:rPr>
   </w:style>
-  <w:style w:type="character" w:customStyle="1" w:styleId="VariableTok">
+  <w:style w:customStyle="1" w:styleId="VariableTok" w:type="character">
     <w:name w:val="VariableTok"/>
     <w:basedOn w:val="VerbatimChar"/>
     <w:rPr>
       <w:color w:val="19177c"/>
     </w:rPr>
   </w:style>
-  <w:style w:type="character" w:customStyle="1" w:styleId="ControlFlowTok">
+  <w:style w:customStyle="1" w:styleId="ControlFlowTok" w:type="character">
     <w:name w:val="ControlFlowTok"/>
     <w:basedOn w:val="VerbatimChar"/>
     <w:rPr>
@@ -906,45 +984,45 @@
       <w:b/>
     </w:rPr>
   </w:style>
-  <w:style w:type="character" w:customStyle="1" w:styleId="OperatorTok">
+  <w:style w:customStyle="1" w:styleId="OperatorTok" w:type="character">
     <w:name w:val="OperatorTok"/>
     <w:basedOn w:val="VerbatimChar"/>
     <w:rPr>
       <w:color w:val="666666"/>
     </w:rPr>
   </w:style>
-  <w:style w:type="character" w:customStyle="1" w:styleId="BuiltInTok">
+  <w:style w:customStyle="1" w:styleId="BuiltInTok" w:type="character">
     <w:name w:val="BuiltInTok"/>
     <w:basedOn w:val="VerbatimChar"/>
     <w:rPr>
       <w:color w:val="008000"/>
     </w:rPr>
   </w:style>
-  <w:style w:type="character" w:customStyle="1" w:styleId="ExtensionTok">
+  <w:style w:customStyle="1" w:styleId="ExtensionTok" w:type="character">
     <w:name w:val="ExtensionTok"/>
     <w:basedOn w:val="VerbatimChar"/>
     <w:rPr/>
   </w:style>
-  <w:style w:type="character" w:customStyle="1" w:styleId="PreprocessorTok">
+  <w:style w:customStyle="1" w:styleId="PreprocessorTok" w:type="character">
     <w:name w:val="PreprocessorTok"/>
     <w:basedOn w:val="VerbatimChar"/>
     <w:rPr>
       <w:color w:val="bc7a00"/>
     </w:rPr>
   </w:style>
-  <w:style w:type="character" w:customStyle="1" w:styleId="AttributeTok">
+  <w:style w:customStyle="1" w:styleId="AttributeTok" w:type="character">
     <w:name w:val="AttributeTok"/>
     <w:basedOn w:val="VerbatimChar"/>
     <w:rPr>
       <w:color w:val="7d9029"/>
     </w:rPr>
   </w:style>
-  <w:style w:type="character" w:customStyle="1" w:styleId="RegionMarkerTok">
+  <w:style w:customStyle="1" w:styleId="RegionMarkerTok" w:type="character">
     <w:name w:val="RegionMarkerTok"/>
     <w:basedOn w:val="VerbatimChar"/>
     <w:rPr/>
   </w:style>
-  <w:style w:type="character" w:customStyle="1" w:styleId="InformationTok">
+  <w:style w:customStyle="1" w:styleId="InformationTok" w:type="character">
     <w:name w:val="InformationTok"/>
     <w:basedOn w:val="VerbatimChar"/>
     <w:rPr>
@@ -953,7 +1031,7 @@
       <w:i/>
     </w:rPr>
   </w:style>
-  <w:style w:type="character" w:customStyle="1" w:styleId="WarningTok">
+  <w:style w:customStyle="1" w:styleId="WarningTok" w:type="character">
     <w:name w:val="WarningTok"/>
     <w:basedOn w:val="VerbatimChar"/>
     <w:rPr>
@@ -962,7 +1040,7 @@
       <w:i/>
     </w:rPr>
   </w:style>
-  <w:style w:type="character" w:customStyle="1" w:styleId="AlertTok">
+  <w:style w:customStyle="1" w:styleId="AlertTok" w:type="character">
     <w:name w:val="AlertTok"/>
     <w:basedOn w:val="VerbatimChar"/>
     <w:rPr>
@@ -970,7 +1048,7 @@
       <w:b/>
     </w:rPr>
   </w:style>
-  <w:style w:type="character" w:customStyle="1" w:styleId="ErrorTok">
+  <w:style w:customStyle="1" w:styleId="ErrorTok" w:type="character">
     <w:name w:val="ErrorTok"/>
     <w:basedOn w:val="VerbatimChar"/>
     <w:rPr>
@@ -978,7 +1056,7 @@
       <w:b/>
     </w:rPr>
   </w:style>
-  <w:style w:type="character" w:customStyle="1" w:styleId="NormalTok">
+  <w:style w:customStyle="1" w:styleId="NormalTok" w:type="character">
     <w:name w:val="NormalTok"/>
     <w:basedOn w:val="VerbatimChar"/>
     <w:rPr/>
